--- a/WeatherApplication.docx
+++ b/WeatherApplication.docx
@@ -45,17 +45,7 @@
           <w:sz w:val="32"/>
           <w:szCs w:val="32"/>
         </w:rPr>
-        <w:t>Overview</w:t>
-      </w:r>
-      <w:r>
-        <w:rPr>
-          <w:rFonts w:ascii="Times New Roman" w:hAnsi="Times New Roman" w:cs="Times New Roman"/>
-          <w:b/>
-          <w:bCs/>
-          <w:sz w:val="32"/>
-          <w:szCs w:val="32"/>
-        </w:rPr>
-        <w:t>:</w:t>
+        <w:t>Overview:</w:t>
       </w:r>
     </w:p>
     <w:p>
@@ -310,8 +300,35 @@
           <w:szCs w:val="28"/>
           <w:lang w:val="en-US"/>
         </w:rPr>
-        <w:t xml:space="preserve">POST / </w:t>
-      </w:r>
+        <w:t>POST /</w:t>
+      </w:r>
+      <w:proofErr w:type="spellStart"/>
+      <w:r>
+        <w:rPr>
+          <w:rFonts w:ascii="Times New Roman" w:hAnsi="Times New Roman" w:cs="Times New Roman"/>
+          <w:sz w:val="28"/>
+          <w:szCs w:val="28"/>
+        </w:rPr>
+        <w:t>api</w:t>
+      </w:r>
+      <w:proofErr w:type="spellEnd"/>
+      <w:r>
+        <w:rPr>
+          <w:rFonts w:ascii="Times New Roman" w:hAnsi="Times New Roman" w:cs="Times New Roman"/>
+          <w:sz w:val="28"/>
+          <w:szCs w:val="28"/>
+        </w:rPr>
+        <w:t>/sensors</w:t>
+      </w:r>
+      <w:r>
+        <w:rPr>
+          <w:rFonts w:ascii="Times New Roman" w:hAnsi="Times New Roman" w:cs="Times New Roman"/>
+          <w:sz w:val="28"/>
+          <w:szCs w:val="28"/>
+        </w:rPr>
+        <w:t>/</w:t>
+      </w:r>
+      <w:proofErr w:type="spellStart"/>
       <w:r>
         <w:rPr>
           <w:rFonts w:ascii="Times New Roman" w:hAnsi="Times New Roman" w:cs="Times New Roman"/>
@@ -320,6 +337,7 @@
         </w:rPr>
         <w:t>insertData</w:t>
       </w:r>
+      <w:proofErr w:type="spellEnd"/>
     </w:p>
     <w:p>
       <w:pPr>
@@ -399,6 +417,9 @@
         </w:rPr>
       </w:pPr>
       <w:r>
+        <w:rPr>
+          <w:noProof/>
+        </w:rPr>
         <w:drawing>
           <wp:inline distT="0" distB="0" distL="0" distR="0" wp14:anchorId="3769007C" wp14:editId="3A3E9500">
             <wp:extent cx="3589019" cy="1794510"/>
@@ -526,6 +547,7 @@
       <w:r>
         <w:rPr>
           <w:rFonts w:ascii="Times New Roman" w:hAnsi="Times New Roman" w:cs="Times New Roman"/>
+          <w:noProof/>
           <w:sz w:val="28"/>
           <w:szCs w:val="28"/>
         </w:rPr>
@@ -641,7 +663,50 @@
           <w:sz w:val="28"/>
           <w:szCs w:val="28"/>
         </w:rPr>
-        <w:t>GET / all</w:t>
+        <w:t xml:space="preserve">GET </w:t>
+      </w:r>
+      <w:r>
+        <w:rPr>
+          <w:rFonts w:ascii="Times New Roman" w:hAnsi="Times New Roman" w:cs="Times New Roman"/>
+          <w:sz w:val="28"/>
+          <w:szCs w:val="28"/>
+          <w:lang w:val="en-US"/>
+        </w:rPr>
+        <w:t>/</w:t>
+      </w:r>
+      <w:proofErr w:type="spellStart"/>
+      <w:r>
+        <w:rPr>
+          <w:rFonts w:ascii="Times New Roman" w:hAnsi="Times New Roman" w:cs="Times New Roman"/>
+          <w:sz w:val="28"/>
+          <w:szCs w:val="28"/>
+        </w:rPr>
+        <w:t>api</w:t>
+      </w:r>
+      <w:proofErr w:type="spellEnd"/>
+      <w:r>
+        <w:rPr>
+          <w:rFonts w:ascii="Times New Roman" w:hAnsi="Times New Roman" w:cs="Times New Roman"/>
+          <w:sz w:val="28"/>
+          <w:szCs w:val="28"/>
+        </w:rPr>
+        <w:t>/sensors</w:t>
+      </w:r>
+      <w:r>
+        <w:rPr>
+          <w:rFonts w:ascii="Times New Roman" w:hAnsi="Times New Roman" w:cs="Times New Roman"/>
+          <w:sz w:val="28"/>
+          <w:szCs w:val="28"/>
+        </w:rPr>
+        <w:t>/</w:t>
+      </w:r>
+      <w:r>
+        <w:rPr>
+          <w:rFonts w:ascii="Times New Roman" w:hAnsi="Times New Roman" w:cs="Times New Roman"/>
+          <w:sz w:val="28"/>
+          <w:szCs w:val="28"/>
+        </w:rPr>
+        <w:t>all</w:t>
       </w:r>
     </w:p>
     <w:p>
@@ -803,6 +868,7 @@
           <w:rFonts w:ascii="Times New Roman" w:hAnsi="Times New Roman" w:cs="Times New Roman"/>
           <w:b/>
           <w:bCs/>
+          <w:noProof/>
           <w:sz w:val="28"/>
           <w:szCs w:val="28"/>
         </w:rPr>
@@ -918,7 +984,50 @@
           <w:sz w:val="28"/>
           <w:szCs w:val="28"/>
         </w:rPr>
-        <w:t>GET /name/{sensor</w:t>
+        <w:t>GET /</w:t>
+      </w:r>
+      <w:proofErr w:type="spellStart"/>
+      <w:r>
+        <w:rPr>
+          <w:rFonts w:ascii="Times New Roman" w:hAnsi="Times New Roman" w:cs="Times New Roman"/>
+          <w:sz w:val="28"/>
+          <w:szCs w:val="28"/>
+        </w:rPr>
+        <w:t>api</w:t>
+      </w:r>
+      <w:proofErr w:type="spellEnd"/>
+      <w:r>
+        <w:rPr>
+          <w:rFonts w:ascii="Times New Roman" w:hAnsi="Times New Roman" w:cs="Times New Roman"/>
+          <w:sz w:val="28"/>
+          <w:szCs w:val="28"/>
+        </w:rPr>
+        <w:t>/sensors</w:t>
+      </w:r>
+      <w:r>
+        <w:rPr>
+          <w:rFonts w:ascii="Times New Roman" w:hAnsi="Times New Roman" w:cs="Times New Roman"/>
+          <w:sz w:val="28"/>
+          <w:szCs w:val="28"/>
+        </w:rPr>
+        <w:t>/</w:t>
+      </w:r>
+      <w:r>
+        <w:rPr>
+          <w:rFonts w:ascii="Times New Roman" w:hAnsi="Times New Roman" w:cs="Times New Roman"/>
+          <w:sz w:val="28"/>
+          <w:szCs w:val="28"/>
+        </w:rPr>
+        <w:t>name/{</w:t>
+      </w:r>
+      <w:proofErr w:type="spellStart"/>
+      <w:r>
+        <w:rPr>
+          <w:rFonts w:ascii="Times New Roman" w:hAnsi="Times New Roman" w:cs="Times New Roman"/>
+          <w:sz w:val="28"/>
+          <w:szCs w:val="28"/>
+        </w:rPr>
+        <w:t>sensor</w:t>
       </w:r>
       <w:r>
         <w:rPr>
@@ -928,6 +1037,7 @@
         </w:rPr>
         <w:t>Name</w:t>
       </w:r>
+      <w:proofErr w:type="spellEnd"/>
       <w:r>
         <w:rPr>
           <w:rFonts w:ascii="Times New Roman" w:hAnsi="Times New Roman" w:cs="Times New Roman"/>
@@ -1041,6 +1151,7 @@
       <w:r>
         <w:rPr>
           <w:rFonts w:ascii="Times New Roman" w:hAnsi="Times New Roman" w:cs="Times New Roman"/>
+          <w:noProof/>
           <w:sz w:val="28"/>
           <w:szCs w:val="28"/>
         </w:rPr>
@@ -1156,8 +1267,53 @@
           <w:sz w:val="28"/>
           <w:szCs w:val="28"/>
         </w:rPr>
-        <w:t>POST /querySensorData</w:t>
-      </w:r>
+        <w:t xml:space="preserve">POST </w:t>
+      </w:r>
+      <w:r>
+        <w:rPr>
+          <w:rFonts w:ascii="Times New Roman" w:hAnsi="Times New Roman" w:cs="Times New Roman"/>
+          <w:sz w:val="28"/>
+          <w:szCs w:val="28"/>
+          <w:lang w:val="en-US"/>
+        </w:rPr>
+        <w:t>/</w:t>
+      </w:r>
+      <w:proofErr w:type="spellStart"/>
+      <w:r>
+        <w:rPr>
+          <w:rFonts w:ascii="Times New Roman" w:hAnsi="Times New Roman" w:cs="Times New Roman"/>
+          <w:sz w:val="28"/>
+          <w:szCs w:val="28"/>
+        </w:rPr>
+        <w:t>api</w:t>
+      </w:r>
+      <w:proofErr w:type="spellEnd"/>
+      <w:r>
+        <w:rPr>
+          <w:rFonts w:ascii="Times New Roman" w:hAnsi="Times New Roman" w:cs="Times New Roman"/>
+          <w:sz w:val="28"/>
+          <w:szCs w:val="28"/>
+        </w:rPr>
+        <w:t>/sensors</w:t>
+      </w:r>
+      <w:r>
+        <w:rPr>
+          <w:rFonts w:ascii="Times New Roman" w:hAnsi="Times New Roman" w:cs="Times New Roman"/>
+          <w:sz w:val="28"/>
+          <w:szCs w:val="28"/>
+        </w:rPr>
+        <w:t>/</w:t>
+      </w:r>
+      <w:proofErr w:type="spellStart"/>
+      <w:r>
+        <w:rPr>
+          <w:rFonts w:ascii="Times New Roman" w:hAnsi="Times New Roman" w:cs="Times New Roman"/>
+          <w:sz w:val="28"/>
+          <w:szCs w:val="28"/>
+        </w:rPr>
+        <w:t>querySensorData</w:t>
+      </w:r>
+      <w:proofErr w:type="spellEnd"/>
     </w:p>
     <w:p>
       <w:pPr>
@@ -1277,6 +1433,7 @@
       <w:r>
         <w:rPr>
           <w:rFonts w:ascii="Times New Roman" w:hAnsi="Times New Roman" w:cs="Times New Roman"/>
+          <w:noProof/>
           <w:sz w:val="28"/>
           <w:szCs w:val="28"/>
         </w:rPr>
@@ -1368,6 +1525,7 @@
           <w:rFonts w:ascii="Times New Roman" w:hAnsi="Times New Roman" w:cs="Times New Roman"/>
           <w:b/>
           <w:bCs/>
+          <w:noProof/>
           <w:sz w:val="28"/>
           <w:szCs w:val="28"/>
         </w:rPr>
